--- a/example_articles/immigration_status/Citizens/1.immigration_status_Citizens_New_York_Times.docx
+++ b/example_articles/immigration_status/Citizens/1.immigration_status_Citizens_New_York_Times.docx
@@ -29,17 +29,17 @@
     </w:p>
     <w:p>
       <w:r>
-        <w:t>Source File: NYT/34.DOCX</w:t>
+        <w:t>Source file: NYT/34.DOCX</w:t>
       </w:r>
     </w:p>
     <w:p>
       <w:r>
-        <w:t>Raw immigration_status result: Third-generation Italian-Americans and earlier Sicilian immigrant mentioned (mixed citizenship/immigrant histories)</w:t>
+        <w:t>Raw immigration status result, 'immigration_status': Third-generation Italian-Americans and earlier Sicilian immigrant mentioned (mixed citizenship/immigrant histories)</w:t>
       </w:r>
     </w:p>
     <w:p>
       <w:r>
-        <w:t>immigration_status_stand (Standardized): Citizens</w:t>
+        <w:t>Standardized immigration status result, 'immigration_status_stand': Citizens</w:t>
       </w:r>
     </w:p>
     <w:p>
